--- a/docs/articles/03-creation-story-lumi-social-intelligence.docx
+++ b/docs/articles/03-creation-story-lumi-social-intelligence.docx
@@ -244,7 +244,7 @@
         <w:br/>
         <w:t>→ run doorway release check</w:t>
         <w:br/>
-        <w:t>→ commit as release candidate</w:t>
+        <w:t>→ commit as release-ready update</w:t>
       </w:r>
     </w:p>
     <w:p>
@@ -254,7 +254,7 @@
     </w:p>
     <w:p>
       <w:r>
-        <w:t xml:space="preserve">The early release target is </w:t>
+        <w:t xml:space="preserve">The first release target, </w:t>
       </w:r>
       <w:r>
         <w:rPr>
@@ -263,7 +263,7 @@
         <w:t>0.1.0: installable Hermes preview</w:t>
       </w:r>
       <w:r>
-        <w:t>. The distribution names are:</w:t>
+        <w:t>, has been cut as a private, review-gated preview release. The distribution names are:</w:t>
       </w:r>
     </w:p>
     <w:p>
@@ -345,7 +345,16 @@
     </w:p>
     <w:p>
       <w:r>
-        <w:t>And a release doorway clean enough to ship without betraying the private work that taught the system why those boundaries matter.</w:t>
+        <w:t xml:space="preserve">And a release doorway clean enough to ship without betraying the private work that taught the system why those boundaries matter. The next job is not to add more mythology; it is to show the product working through a real, evidence-backed demo and decide what deserves the </w:t>
+      </w:r>
+      <w:r>
+        <w:rPr>
+          <w:rFonts w:ascii="Courier New" w:hAnsi="Courier New"/>
+        </w:rPr>
+        <w:t>v0.2</w:t>
+      </w:r>
+      <w:r>
+        <w:t xml:space="preserve"> release label.</w:t>
       </w:r>
     </w:p>
     <w:sectPr>

--- a/docs/articles/03-creation-story-lumi-social-intelligence.docx
+++ b/docs/articles/03-creation-story-lumi-social-intelligence.docx
@@ -254,16 +254,7 @@
     </w:p>
     <w:p>
       <w:r>
-        <w:t xml:space="preserve">The first release target, </w:t>
-      </w:r>
-      <w:r>
-        <w:rPr>
-          <w:b/>
-        </w:rPr>
-        <w:t>0.1.0: installable Hermes preview</w:t>
-      </w:r>
-      <w:r>
-        <w:t>, has been cut as a private, review-gated preview release. The distribution names are:</w:t>
+        <w:t>The release target has moved from an installable Hermes preview into a public-safe social-intelligence doorway with tested Live Surface contracts and natural-language controls. The distribution names remain:</w:t>
       </w:r>
     </w:p>
     <w:p>
@@ -345,16 +336,7 @@
     </w:p>
     <w:p>
       <w:r>
-        <w:t xml:space="preserve">And a release doorway clean enough to ship without betraying the private work that taught the system why those boundaries matter. The next job is not to add more mythology; it is to show the product working through a real, evidence-backed demo and decide what deserves the </w:t>
-      </w:r>
-      <w:r>
-        <w:rPr>
-          <w:rFonts w:ascii="Courier New" w:hAnsi="Courier New"/>
-        </w:rPr>
-        <w:t>v0.2</w:t>
-      </w:r>
-      <w:r>
-        <w:t xml:space="preserve"> release label.</w:t>
+        <w:t>And a release doorway clean enough to ship without betraying the private work that taught the system why those boundaries matter. The next job is not to add more mythology; it is to deepen host integration, keep evidence public-safe, and show natural-language social-intelligence controls working through honest demos without pretending that every private runtime capability is already part of the public surface.</w:t>
       </w:r>
     </w:p>
     <w:sectPr>
